--- a/zaini_case_audit_output/outputs/word/documents/067_طلب النقض على صك الاستئناف الثانية.docx
+++ b/zaini_case_audit_output/outputs/word/documents/067_طلب النقض على صك الاستئناف الثانية.docx
@@ -143,7 +143,7 @@
           <w:b w:val="0"/>
           <w:i w:val="0"/>
         </w:rPr>
-        <w:t>°ó</w:t>
+        <w:t>ó°</w:t>
       </w:r>
     </w:p>
     <w:p>
@@ -195,7 +195,7 @@
           <w:b w:val="0"/>
           <w:i w:val="0"/>
         </w:rPr>
-        <w:t>°ó</w:t>
+        <w:t>ó°</w:t>
       </w:r>
     </w:p>
     <w:p>
@@ -260,7 +260,7 @@
           <w:b w:val="0"/>
           <w:i w:val="0"/>
         </w:rPr>
-        <w:t>2°ó</w:t>
+        <w:t>ó°2</w:t>
       </w:r>
     </w:p>
     <w:p>
@@ -598,33 +598,33 @@
           <w:b w:val="0"/>
           <w:i w:val="0"/>
         </w:rPr>
-        <w:t>&lt;https://new.najiz.sa/applications/dashboard&gt;</w:t>
+        <w:t xml:space="preserve">&lt;https://new.najiz.sa/applications/dashboard&gt;   </w:t>
         <w:br/>
-        <w:t xml:space="preserve">   &lt;https://new.najiz.sa/applications/lawsuit/&gt;</w:t>
+        <w:t xml:space="preserve">&lt;https://new.najiz.sa/applications/lawsuit/&gt;   </w:t>
         <w:br/>
-        <w:t xml:space="preserve">   &lt;https://new.najiz.sa/applications/lawsuit/cases/case-related-request/cassation-request/1879fca9-27d0-4852-bf5f-4d1d35374e29&gt;</w:t>
+        <w:t xml:space="preserve">&lt;https://new.najiz.sa/applications/lawsuit/cases/case-related-request/cassation-request/1879fca9-27d0-4852-bf5f-4d1d35374e29&gt;   </w:t>
         <w:br/>
-        <w:t xml:space="preserve">   &lt;https://new.najiz.sa/dashboard&gt;</w:t>
+        <w:t xml:space="preserve">&lt;https://new.najiz.sa/dashboard&gt;   </w:t>
         <w:br/>
-        <w:t xml:space="preserve">   &lt;https://new.najiz.sa/applications/dashboard/verification-services&gt;</w:t>
+        <w:t xml:space="preserve">&lt;https://new.najiz.sa/applications/dashboard/verification-services&gt;   </w:t>
         <w:br/>
-        <w:t xml:space="preserve">   &lt;https://new.najiz.sa/dashboard/portal-services&gt;</w:t>
+        <w:t xml:space="preserve">&lt;https://new.najiz.sa/dashboard/portal-services&gt;   </w:t>
         <w:br/>
-        <w:t xml:space="preserve">   &lt;https://new.najiz.sa/applications/dashboard/license-guide&gt;</w:t>
+        <w:t xml:space="preserve">&lt;https://new.najiz.sa/applications/dashboard/license-guide&gt;   </w:t>
         <w:br/>
-        <w:t xml:space="preserve">   &lt;https://new.najiz.sa/dashboard&gt;</w:t>
+        <w:t xml:space="preserve">&lt;https://new.najiz.sa/dashboard&gt;   </w:t>
         <w:br/>
-        <w:t xml:space="preserve">   (mailto:1950@moj.gov.sa)[mailto:1950@moj.gov.sa]</w:t>
+        <w:t xml:space="preserve">[mailto:1950@moj.gov.sa](mailto:1950@moj.gov.sa)   </w:t>
         <w:br/>
-        <w:t xml:space="preserve">   &lt;tel:1950&gt;</w:t>
+        <w:t xml:space="preserve">&lt;tel:1950&gt;   </w:t>
         <w:br/>
-        <w:t xml:space="preserve">   &lt;https://new.najiz.sa/about&gt;</w:t>
+        <w:t xml:space="preserve">&lt;https://new.najiz.sa/about&gt;   </w:t>
         <w:br/>
-        <w:t xml:space="preserve">   &lt;https://new.najiz.sa/applications/dashboard/faq&gt;</w:t>
+        <w:t xml:space="preserve">&lt;https://new.najiz.sa/applications/dashboard/faq&gt;   </w:t>
         <w:br/>
-        <w:t xml:space="preserve">   &lt;https://new.najiz.sa/privacy-policy&gt;</w:t>
+        <w:t xml:space="preserve">&lt;https://new.najiz.sa/privacy-policy&gt;   </w:t>
         <w:br/>
-        <w:t xml:space="preserve">   &lt;https://new.najiz.sa/terms-conditions&gt;</w:t>
+        <w:t>&lt;https://new.najiz.sa/terms-conditions&gt;</w:t>
       </w:r>
     </w:p>
     <w:sectPr>

--- a/zaini_case_audit_output/outputs/word/documents/067_طلب النقض على صك الاستئناف الثانية.docx
+++ b/zaini_case_audit_output/outputs/word/documents/067_طلب النقض على صك الاستئناف الثانية.docx
@@ -78,7 +78,7 @@
           <w:b w:val="0"/>
           <w:i w:val="0"/>
         </w:rPr>
-        <w:t>الطلبات على القضايا الرئيسية</w:t>
+        <w:t>ةيسيئرلا اياضقلا ىلع تابلطلا</w:t>
       </w:r>
     </w:p>
     <w:p>
@@ -91,7 +91,7 @@
           <w:b w:val="0"/>
           <w:i w:val="0"/>
         </w:rPr>
-        <w:t>طلب نقض الصفحة القضاء</w:t>
+        <w:t>ءاضقلا ةحفصلا ضقن بلط</w:t>
       </w:r>
     </w:p>
     <w:p>
@@ -104,7 +104,7 @@
           <w:b w:val="0"/>
           <w:i w:val="0"/>
         </w:rPr>
-        <w:t>°ó بيانات القضية °ó °ó 42824717 ٢٥ ذو الحجة ١٤٤٢ المحكمة التجارية بجدة الدائرة االولى محالة إلى محكمة االستئناف الشركات الشركات النظامية رقم القضية تاريخ القضية المحكمة الدائرة حالة القضية تصنيف القضية نوع القضية</w:t>
+        <w:t>ةيضقلا عون ةيضقلا فينصت ةيضقلا ةلاح ةرئادلا ةمكحملا ةيضقلا خيرات ةيضقلا مقر ةيماظنلا تاكرشلا تاكرشلا فانئتسلاا ةمكحم ىلإ ةلاحم ىلولاا ةرئادلا ةدجب ةيراجتلا ةمكحملا ١٤٤٢ ةجحلا وذ ٢٥ 42824717 ó° ó° ةيضقلا تانايب ó°</w:t>
       </w:r>
     </w:p>
     <w:p>
@@ -117,7 +117,7 @@
           <w:b w:val="0"/>
           <w:i w:val="0"/>
         </w:rPr>
-        <w:t>°ó بيانات مقدم الطلب</w:t>
+        <w:t>بلطلا مدقم تانايب ó°</w:t>
       </w:r>
     </w:p>
     <w:p>
@@ -130,7 +130,7 @@
           <w:b w:val="0"/>
           <w:i w:val="0"/>
         </w:rPr>
-        <w:t>بيانات مقدم الطلب *\</w:t>
+        <w:t>\* بلطلا مدقم تانايب</w:t>
       </w:r>
     </w:p>
     <w:p>
@@ -221,7 +221,7 @@
           <w:b w:val="0"/>
           <w:i w:val="0"/>
         </w:rPr>
-        <w:t>2°ó مخالفة الشريعة اإلسالمية وما يصدره ولي األمر من أنظمة ال تتعارض معها°ó التسبيبات</w:t>
+        <w:t>تابيبستلا ó°اهعم ضراعتت لا ةمظنأ نم رملأا يلو هردصي امو ةيملاسلإا ةعيرشلا ةفلاخم ó°2</w:t>
       </w:r>
     </w:p>
     <w:p>
@@ -299,7 +299,7 @@
           <w:b w:val="0"/>
           <w:i w:val="0"/>
         </w:rPr>
-        <w:t>°ó مرفق الطلب النقض</w:t>
+        <w:t>ضقنلا بلطلا قفرم ó°</w:t>
       </w:r>
     </w:p>
     <w:p>
@@ -325,7 +325,7 @@
           <w:b w:val="0"/>
           <w:i w:val="0"/>
         </w:rPr>
-        <w:t>مرفق الطلب النقض</w:t>
+        <w:t>ضقنلا بلطلا قفرم</w:t>
       </w:r>
     </w:p>
     <w:p>
@@ -338,7 +338,7 @@
           <w:b w:val="0"/>
           <w:i w:val="0"/>
         </w:rPr>
-        <w:t>مذكرة أسامة أحمد عباس  زيني مpdf.</w:t>
+        <w:t>pdf.م ينيز  سابع دمحأ ةماسأ ةركذم</w:t>
       </w:r>
     </w:p>
     <w:p>
@@ -351,7 +351,7 @@
           <w:b w:val="0"/>
           <w:i w:val="0"/>
         </w:rPr>
-        <w:t>زيني مpdf. مذكرة أسامة أحمد عباس</w:t>
+        <w:t>سابع دمحأ ةماسأ ةركذم pdf.م ينيز</w:t>
       </w:r>
     </w:p>
     <w:p>
@@ -364,7 +364,7 @@
           <w:b w:val="0"/>
           <w:i w:val="0"/>
         </w:rPr>
-        <w:t>أسباب</w:t>
+        <w:t>بابسأ</w:t>
       </w:r>
     </w:p>
     <w:p>
@@ -390,7 +390,7 @@
           <w:b w:val="0"/>
           <w:i w:val="0"/>
         </w:rPr>
-        <w:t>°ó السبب األول الطلب¦°ó</w:t>
+        <w:t>ó°¦بلطلا لولأا ببسلا ó°</w:t>
       </w:r>
     </w:p>
     <w:p>
@@ -403,7 +403,7 @@
           <w:b w:val="0"/>
           <w:i w:val="0"/>
         </w:rPr>
-        <w:t>بدين مستحق في ذمة وارث وتدخل في اختصاص المحكمة العامة الشركات بينما دعوى طلب المدعين ال تدخل في مفهوم النص فهي مطالبة الفقرة الرابعة باعتبارها تدخل ضمن المخالفات الناشئة عن تطبيق أحكام خالف الحكم المادة 16من نظام المحاكم التجارية والمتعلق باالختصاص إذ طبق السبب</w:t>
+        <w:t>ببسلا قبط ذإ صاصتخلااب قلعتملاو ةيراجتلا مكاحملا ماظن نم16 ةداملا مكحلا فلاخ ماكحأ قيبطت نع ةئشانلا تافلاخملا نمض لخدت اهرابتعاب ةعبارلا ةرقفلا ةبلاطم يهف صنلا موهفم يف لخدت لا نيعدملا بلط ىوعد امنيب تاكرشلا ةماعلا ةمكحملا صاصتخا يف لخدتو ثراو ةمذ يف قحتسم نيدب</w:t>
       </w:r>
     </w:p>
     <w:p>
@@ -416,7 +416,7 @@
           <w:b w:val="0"/>
           <w:i w:val="0"/>
         </w:rPr>
-        <w:t>°ó السبب الثاني</w:t>
+        <w:t>يناثلا ببسلا ó°</w:t>
       </w:r>
     </w:p>
     <w:p>
@@ -429,7 +429,7 @@
           <w:b w:val="0"/>
           <w:i w:val="0"/>
         </w:rPr>
-        <w:t>و المنتهي باإلبراء والمخالصة النهائية المرفوعة من المدعي األول عدنان وآخرين ضد المدعى عليه وتتعلق بمحل النزاع بالدعوى رقم2 17 185 والثابت فيه انتهاء القضية صلحا وذلك في الدعوى خالفت المحكمة حجية الحكم الصادر من الدائرة التجارية 17 بديوان المظالم الصادر السبب</w:t>
+        <w:t>ببسلا رداصلا ملاظملا ناويدب 17 ةيراجتلا ةرئادلا نم رداصلا مكحلا ةيجح ةمكحملا تفلاخ ىوعدلا يف كلذو احلص ةيضقلا ءاهتنا هيف تباثلاو 185 17 2مقر ىوعدلاب عازنلا لحمب قلعتتو هيلع ىعدملا دض نيرخآو ناندع لولأا يعدملا نم ةعوفرملا ةيئاهنلا ةصلاخملاو ءاربلإاب يهتنملا و</w:t>
       </w:r>
     </w:p>
     <w:p>
@@ -442,7 +442,7 @@
           <w:b w:val="0"/>
           <w:i w:val="0"/>
         </w:rPr>
-        <w:t>°ó السبب الثالث</w:t>
+        <w:t>ثلاثلا ببسلا ó°</w:t>
       </w:r>
     </w:p>
     <w:p>
@@ -481,7 +481,7 @@
           <w:b w:val="0"/>
           <w:i w:val="0"/>
         </w:rPr>
-        <w:t>يطرأ ما يرده بيقين وال يعدل عنه إال لحجة سالمه  1950@moj.gov.sa</w:t>
+        <w:t>1950@moj.gov.sa  هملاس ةجحل لاإ هنع لدعي لاو نيقيب هدري ام أرطي</w:t>
       </w:r>
     </w:p>
     <w:p>
@@ -494,7 +494,7 @@
           <w:b w:val="0"/>
           <w:i w:val="0"/>
         </w:rPr>
-        <w:t>جميع الحقوق محفوظة © 2023</w:t>
+        <w:t>2023 © ةظوفحم قوقحلا عيمج</w:t>
       </w:r>
     </w:p>
     <w:p>
@@ -507,7 +507,7 @@
           <w:b w:val="0"/>
           <w:i w:val="0"/>
         </w:rPr>
-        <w:t>°ó السبب الرابع عن ناجز االسئلة المتكررة سياسة الخصوصية الشروط واألحكام</w:t>
+        <w:t>ماكحلأاو طورشلا ةيصوصخلا ةسايس ةرركتملا ةلئسلاا زجان نع عبارلا ببسلا ó°</w:t>
       </w:r>
     </w:p>
     <w:p>
@@ -520,7 +520,7 @@
           <w:b w:val="0"/>
           <w:i w:val="0"/>
         </w:rPr>
-        <w:t>والتي تؤكد صحة البيع وعدم الطعن فيه الكتابي المتمثل في عقد بيع حصة المورث وقرارات الشركاء الالحقة الموثقة متأثرا بمزاعم المدعي غير الصحيحة وهو ما جعل تسبيبه مضطربا وخالف الدليل مخالفة الحكم للمواد 3 و21 و85 و88 90 من نظام اإلثبات وجاء حكم االستئناف السبب</w:t>
+        <w:t>ببسلا فانئتسلاا مكح ءاجو تابثلإا ماظن نم 90 88و 85و 21و 3 داوملل مكحلا ةفلاخم ليلدلا فلاخو ابرطضم هبيبست لعج ام وهو ةحيحصلا ريغ يعدملا معازمب ارثأتم ةقثوملا ةقحلالا ءاكرشلا تارارقو ثروملا ةصح عيب دقع يف لثمتملا يباتكلا هيف نعطلا مدعو عيبلا ةحص دكؤت يتلاو</w:t>
       </w:r>
     </w:p>
     <w:p>
@@ -533,7 +533,7 @@
           <w:b w:val="0"/>
           <w:i w:val="0"/>
         </w:rPr>
-        <w:t>°ó السبب الخامس</w:t>
+        <w:t>سماخلا ببسلا ó°</w:t>
       </w:r>
     </w:p>
     <w:p>
@@ -559,7 +559,7 @@
           <w:b w:val="0"/>
           <w:i w:val="0"/>
         </w:rPr>
-        <w:t>°ó التكاليف القضائية</w:t>
+        <w:t>ةيئاضقلا فيلاكتلا ó°</w:t>
       </w:r>
     </w:p>
     <w:p>
@@ -572,7 +572,7 @@
           <w:b w:val="0"/>
           <w:i w:val="0"/>
         </w:rPr>
-        <w:t>تفاصيل التكاليف القضائية</w:t>
+        <w:t>ةيئاضقلا فيلاكتلا ليصافت</w:t>
       </w:r>
     </w:p>
     <w:p>
@@ -585,7 +585,7 @@
           <w:b w:val="0"/>
           <w:i w:val="0"/>
         </w:rPr>
-        <w:t>غير خاضع للتكاليف القضائية ¦°ó</w:t>
+        <w:t>ó°¦ ةيئاضقلا فيلاكتلل عضاخ ريغ</w:t>
       </w:r>
     </w:p>
     <w:p>

--- a/zaini_case_audit_output/outputs/word/documents/067_طلب النقض على صك الاستئناف الثانية.docx
+++ b/zaini_case_audit_output/outputs/word/documents/067_طلب النقض على صك الاستئناف الثانية.docx
@@ -104,7 +104,7 @@
           <w:b w:val="0"/>
           <w:i w:val="0"/>
         </w:rPr>
-        <w:t>ةيضقلا عون ةيضقلا فينصت ةيضقلا ةلاح ةرئادلا ةمكحملا ةيضقلا خيرات ةيضقلا مقر ةيماظنلا تاكرشلا تاكرشلا فانئتسلاا ةمكحم ىلإ ةلاحم ىلولاا ةرئادلا ةدجب ةيراجتلا ةمكحملا ١٤٤٢ ةجحلا وذ ٢٥ 42824717 ó° ó° ةيضقلا تانايب ó°</w:t>
+        <w:t>ةيضقلا عون ةيضقلا فينصت ةيضقلا ةلاح ةرئادلا ةمكحملا ةيضقلا خيرات ةيضقلا مقر ةيماظنلا تاكرشلا فانئتسلاا ةمكحم ىلإ ةلاحم ىلولاا ةرئادلا ةدجب ةيراجتلا ةمكحملا ١٤٤٢ ةجحلا وذ ٢٥ 42824717 ó° ó° ةيضقلا تانايب ó°</w:t>
       </w:r>
     </w:p>
     <w:p>
@@ -442,7 +442,7 @@
           <w:b w:val="0"/>
           <w:i w:val="0"/>
         </w:rPr>
-        <w:t>ثلاثلا ببسلا ó°</w:t>
+        <w:t>ثلا ببسلا ó°</w:t>
       </w:r>
     </w:p>
     <w:p>

--- a/zaini_case_audit_output/outputs/word/documents/067_طلب النقض على صك الاستئناف الثانية.docx
+++ b/zaini_case_audit_output/outputs/word/documents/067_طلب النقض على صك الاستئناف الثانية.docx
@@ -70,14 +70,13 @@
     <w:p/>
     <w:p>
       <w:pPr>
+        <w:pStyle w:val="Heading2"/>
         <w:jc w:val="right"/>
         <w:bidi/>
       </w:pPr>
       <w:r>
-        <w:rPr>
-          <w:b w:val="0"/>
-          <w:i w:val="0"/>
-        </w:rPr>
+        <w:t>[نص الضبط / الحكم — المتن الفعلي] ===</w:t>
+        <w:br/>
         <w:t>ةيسيئرلا اياضقلا ىلع تابلطلا</w:t>
       </w:r>
     </w:p>
@@ -473,27 +472,25 @@
     </w:p>
     <w:p>
       <w:pPr>
+        <w:pStyle w:val="Heading2"/>
         <w:jc w:val="right"/>
         <w:bidi/>
       </w:pPr>
       <w:r>
-        <w:rPr>
-          <w:b w:val="0"/>
-          <w:i w:val="0"/>
-        </w:rPr>
+        <w:t>[ترويسة / كليشة وزارة العدل — معلومات رسمية متكررة] ===</w:t>
+        <w:br/>
         <w:t>1950@moj.gov.sa  هملاس ةجحل لاإ هنع لدعي لاو نيقيب هدري ام أرطي</w:t>
       </w:r>
     </w:p>
     <w:p>
       <w:pPr>
+        <w:pStyle w:val="Heading2"/>
         <w:jc w:val="right"/>
         <w:bidi/>
       </w:pPr>
       <w:r>
-        <w:rPr>
-          <w:b w:val="0"/>
-          <w:i w:val="0"/>
-        </w:rPr>
+        <w:t>[نص الضبط / الحكم — المتن الفعلي] ===</w:t>
+        <w:br/>
         <w:t>2023 © ةظوفحم قوقحلا عيمج</w:t>
       </w:r>
     </w:p>
@@ -598,31 +595,51 @@
           <w:b w:val="0"/>
           <w:i w:val="0"/>
         </w:rPr>
-        <w:t xml:space="preserve">&lt;https://new.najiz.sa/applications/dashboard&gt;   </w:t>
+        <w:t>&lt;https://new.najiz.sa/applications/dashboard&gt;</w:t>
         <w:br/>
-        <w:t xml:space="preserve">&lt;https://new.najiz.sa/applications/lawsuit/&gt;   </w:t>
+        <w:t>&lt;https://new.najiz.sa/applications/lawsuit/&gt;</w:t>
         <w:br/>
-        <w:t xml:space="preserve">&lt;https://new.najiz.sa/applications/lawsuit/cases/case-related-request/cassation-request/1879fca9-27d0-4852-bf5f-4d1d35374e29&gt;   </w:t>
+        <w:t>&lt;https://new.najiz.sa/applications/lawsuit/cases/case-related-request/cassation-request/1879fca9-27d0-4852-bf5f-4d1d35374e29&gt;</w:t>
         <w:br/>
-        <w:t xml:space="preserve">&lt;https://new.najiz.sa/dashboard&gt;   </w:t>
+        <w:t>&lt;https://new.najiz.sa/dashboard&gt;</w:t>
         <w:br/>
-        <w:t xml:space="preserve">&lt;https://new.najiz.sa/applications/dashboard/verification-services&gt;   </w:t>
+        <w:t>&lt;https://new.najiz.sa/applications/dashboard/verification-services&gt;</w:t>
         <w:br/>
-        <w:t xml:space="preserve">&lt;https://new.najiz.sa/dashboard/portal-services&gt;   </w:t>
+        <w:t>&lt;https://new.najiz.sa/dashboard/portal-services&gt;</w:t>
         <w:br/>
-        <w:t xml:space="preserve">&lt;https://new.najiz.sa/applications/dashboard/license-guide&gt;   </w:t>
+        <w:t>&lt;https://new.najiz.sa/applications/dashboard/license-guide&gt;</w:t>
         <w:br/>
-        <w:t xml:space="preserve">&lt;https://new.najiz.sa/dashboard&gt;   </w:t>
+        <w:t>&lt;https://new.najiz.sa/dashboard&gt;</w:t>
+      </w:r>
+    </w:p>
+    <w:p>
+      <w:pPr>
+        <w:pStyle w:val="Heading2"/>
+        <w:jc w:val="right"/>
+        <w:bidi/>
+      </w:pPr>
+      <w:r>
+        <w:t>[ترويسة / كليشة وزارة العدل — معلومات رسمية متكررة] ===</w:t>
         <w:br/>
-        <w:t xml:space="preserve">[mailto:1950@moj.gov.sa](mailto:1950@moj.gov.sa)   </w:t>
+        <w:t>[mailto:1950@moj.gov.sa](mailto:1950@moj.gov.sa)</w:t>
+      </w:r>
+    </w:p>
+    <w:p>
+      <w:pPr>
+        <w:pStyle w:val="Heading2"/>
+        <w:jc w:val="right"/>
+        <w:bidi/>
+      </w:pPr>
+      <w:r>
+        <w:t>[نص الضبط / الحكم — المتن الفعلي] ===</w:t>
         <w:br/>
-        <w:t xml:space="preserve">&lt;tel:1950&gt;   </w:t>
+        <w:t>&lt;tel:1950&gt;</w:t>
         <w:br/>
-        <w:t xml:space="preserve">&lt;https://new.najiz.sa/about&gt;   </w:t>
+        <w:t>&lt;https://new.najiz.sa/about&gt;</w:t>
         <w:br/>
-        <w:t xml:space="preserve">&lt;https://new.najiz.sa/applications/dashboard/faq&gt;   </w:t>
+        <w:t>&lt;https://new.najiz.sa/applications/dashboard/faq&gt;</w:t>
         <w:br/>
-        <w:t xml:space="preserve">&lt;https://new.najiz.sa/privacy-policy&gt;   </w:t>
+        <w:t>&lt;https://new.najiz.sa/privacy-policy&gt;</w:t>
         <w:br/>
         <w:t>&lt;https://new.najiz.sa/terms-conditions&gt;</w:t>
       </w:r>

--- a/zaini_case_audit_output/outputs/word/documents/067_طلب النقض على صك الاستئناف الثانية.docx
+++ b/zaini_case_audit_output/outputs/word/documents/067_طلب النقض على صك الاستئناف الثانية.docx
@@ -75,34 +75,32 @@
         <w:bidi/>
       </w:pPr>
       <w:r>
-        <w:t>[نص الضبط / الحكم — المتن الفعلي] ===</w:t>
+        <w:t>[المتن الفعلي: الوقائع / الأسباب / المنطوق] ===</w:t>
         <w:br/>
         <w:t>ةيسيئرلا اياضقلا ىلع تابلطلا</w:t>
       </w:r>
     </w:p>
     <w:p>
       <w:pPr>
+        <w:pStyle w:val="Heading2"/>
         <w:jc w:val="right"/>
         <w:bidi/>
       </w:pPr>
       <w:r>
-        <w:rPr>
-          <w:b w:val="0"/>
-          <w:i w:val="0"/>
-        </w:rPr>
-        <w:t>ءاضقلا ةحفصلا ضقن بلط</w:t>
+        <w:t>[ترويسة / كليشة رسمية — معلومات متكررة] ===</w:t>
+        <w:br/>
+        <w:t>طلب نقض الصفحة القضاء</w:t>
       </w:r>
     </w:p>
     <w:p>
       <w:pPr>
+        <w:pStyle w:val="Heading2"/>
         <w:jc w:val="right"/>
         <w:bidi/>
       </w:pPr>
       <w:r>
-        <w:rPr>
-          <w:b w:val="0"/>
-          <w:i w:val="0"/>
-        </w:rPr>
+        <w:t>[المتن الفعلي: الوقائع / الأسباب / المنطوق] ===</w:t>
+        <w:br/>
         <w:t>ةيضقلا عون ةيضقلا فينصت ةيضقلا ةلاح ةرئادلا ةمكحملا ةيضقلا خيرات ةيضقلا مقر ةيماظنلا تاكرشلا فانئتسلاا ةمكحم ىلإ ةلاحم ىلولاا ةرئادلا ةدجب ةيراجتلا ةمكحملا ١٤٤٢ ةجحلا وذ ٢٥ 42824717 ó° ó° ةيضقلا تانايب ó°</w:t>
       </w:r>
     </w:p>
@@ -220,7 +218,7 @@
           <w:b w:val="0"/>
           <w:i w:val="0"/>
         </w:rPr>
-        <w:t>تابيبستلا ó°اهعم ضراعتت لا ةمظنأ نم رملأا يلو هردصي امو ةيملاسلإا ةعيرشلا ةفلاخم ó°2</w:t>
+        <w:t>2°ó مخالفة الشريعة اإلسالمية وما يصدره ولي األمر من أنظمة ال تتعارض معها°ó التسبيبات</w:t>
       </w:r>
     </w:p>
     <w:p>
@@ -477,7 +475,7 @@
         <w:bidi/>
       </w:pPr>
       <w:r>
-        <w:t>[ترويسة / كليشة وزارة العدل — معلومات رسمية متكررة] ===</w:t>
+        <w:t>[ترويسة / كليشة رسمية — معلومات متكررة] ===</w:t>
         <w:br/>
         <w:t>1950@moj.gov.sa  هملاس ةجحل لاإ هنع لدعي لاو نيقيب هدري ام أرطي</w:t>
       </w:r>
@@ -489,7 +487,7 @@
         <w:bidi/>
       </w:pPr>
       <w:r>
-        <w:t>[نص الضبط / الحكم — المتن الفعلي] ===</w:t>
+        <w:t>[المتن الفعلي: الوقائع / الأسباب / المنطوق] ===</w:t>
         <w:br/>
         <w:t>2023 © ةظوفحم قوقحلا عيمج</w:t>
       </w:r>
@@ -619,7 +617,7 @@
         <w:bidi/>
       </w:pPr>
       <w:r>
-        <w:t>[ترويسة / كليشة وزارة العدل — معلومات رسمية متكررة] ===</w:t>
+        <w:t>[ترويسة / كليشة رسمية — معلومات متكررة] ===</w:t>
         <w:br/>
         <w:t>[mailto:1950@moj.gov.sa](mailto:1950@moj.gov.sa)</w:t>
       </w:r>
@@ -631,7 +629,7 @@
         <w:bidi/>
       </w:pPr>
       <w:r>
-        <w:t>[نص الضبط / الحكم — المتن الفعلي] ===</w:t>
+        <w:t>[المتن الفعلي: الوقائع / الأسباب / المنطوق] ===</w:t>
         <w:br/>
         <w:t>&lt;tel:1950&gt;</w:t>
         <w:br/>

--- a/zaini_case_audit_output/outputs/word/documents/067_طلب النقض على صك الاستئناف الثانية.docx
+++ b/zaini_case_audit_output/outputs/word/documents/067_طلب النقض على صك الاستئناف الثانية.docx
@@ -75,9 +75,9 @@
         <w:bidi/>
       </w:pPr>
       <w:r>
-        <w:t>[المتن الفعلي: الوقائع / الأسباب / المنطوق] ===</w:t>
+        <w:t>[الطلبات / المرفقات] ===</w:t>
         <w:br/>
-        <w:t>ةيسيئرلا اياضقلا ىلع تابلطلا</w:t>
+        <w:t>الطلبات على القضايا الرئيسية</w:t>
       </w:r>
     </w:p>
     <w:p>
@@ -101,7 +101,7 @@
       <w:r>
         <w:t>[المتن الفعلي: الوقائع / الأسباب / المنطوق] ===</w:t>
         <w:br/>
-        <w:t>ةيضقلا عون ةيضقلا فينصت ةيضقلا ةلاح ةرئادلا ةمكحملا ةيضقلا خيرات ةيضقلا مقر ةيماظنلا تاكرشلا فانئتسلاا ةمكحم ىلإ ةلاحم ىلولاا ةرئادلا ةدجب ةيراجتلا ةمكحملا ١٤٤٢ ةجحلا وذ ٢٥ 42824717 ó° ó° ةيضقلا تانايب ó°</w:t>
+        <w:t>°ó بيانات القضية °ó °ó 42824717 ٢٥ ذو الحجة ١٤٤٢ المحكمة التجارية بجدة الدائرة االولى محالة إلى محكمة االستئناف الشركات النظامية رقم القضية تاريخ القضية المحكمة الدائرة حالة القضية تصنيف القضية نوع القضية</w:t>
       </w:r>
     </w:p>
     <w:p>
@@ -296,7 +296,7 @@
           <w:b w:val="0"/>
           <w:i w:val="0"/>
         </w:rPr>
-        <w:t>ضقنلا بلطلا قفرم ó°</w:t>
+        <w:t>°ó مرفق الطلب النقض</w:t>
       </w:r>
     </w:p>
     <w:p>
@@ -322,7 +322,7 @@
           <w:b w:val="0"/>
           <w:i w:val="0"/>
         </w:rPr>
-        <w:t>ضقنلا بلطلا قفرم</w:t>
+        <w:t>مرفق الطلب النقض</w:t>
       </w:r>
     </w:p>
     <w:p>
@@ -335,7 +335,7 @@
           <w:b w:val="0"/>
           <w:i w:val="0"/>
         </w:rPr>
-        <w:t>pdf.م ينيز  سابع دمحأ ةماسأ ةركذم</w:t>
+        <w:t>مذكرة أسامة أحمد عباس  زيني مpdf.</w:t>
       </w:r>
     </w:p>
     <w:p>
@@ -348,7 +348,7 @@
           <w:b w:val="0"/>
           <w:i w:val="0"/>
         </w:rPr>
-        <w:t>سابع دمحأ ةماسأ ةركذم pdf.م ينيز</w:t>
+        <w:t>زيني مpdf. مذكرة أسامة أحمد عباس</w:t>
       </w:r>
     </w:p>
     <w:p>
@@ -400,7 +400,7 @@
           <w:b w:val="0"/>
           <w:i w:val="0"/>
         </w:rPr>
-        <w:t>ببسلا قبط ذإ صاصتخلااب قلعتملاو ةيراجتلا مكاحملا ماظن نم16 ةداملا مكحلا فلاخ ماكحأ قيبطت نع ةئشانلا تافلاخملا نمض لخدت اهرابتعاب ةعبارلا ةرقفلا ةبلاطم يهف صنلا موهفم يف لخدت لا نيعدملا بلط ىوعد امنيب تاكرشلا ةماعلا ةمكحملا صاصتخا يف لخدتو ثراو ةمذ يف قحتسم نيدب</w:t>
+        <w:t>بدين مستحق في ذمة وارث وتدخل في اختصاص المحكمة العامة الشركات بينما دعوى طلب المدعين ال تدخل في مفهوم النص فهي مطالبة الفقرة الرابعة باعتبارها تدخل ضمن المخالفات الناشئة عن تطبيق أحكام خالف الحكم المادة 16من نظام المحاكم التجارية والمتعلق باالختصاص إذ طبق السبب</w:t>
       </w:r>
     </w:p>
     <w:p>
@@ -426,7 +426,7 @@
           <w:b w:val="0"/>
           <w:i w:val="0"/>
         </w:rPr>
-        <w:t>ببسلا رداصلا ملاظملا ناويدب 17 ةيراجتلا ةرئادلا نم رداصلا مكحلا ةيجح ةمكحملا تفلاخ ىوعدلا يف كلذو احلص ةيضقلا ءاهتنا هيف تباثلاو 185 17 2مقر ىوعدلاب عازنلا لحمب قلعتتو هيلع ىعدملا دض نيرخآو ناندع لولأا يعدملا نم ةعوفرملا ةيئاهنلا ةصلاخملاو ءاربلإاب يهتنملا و</w:t>
+        <w:t>و المنتهي باإلبراء والمخالصة النهائية المرفوعة من المدعي األول عدنان وآخرين ضد المدعى عليه وتتعلق بمحل النزاع بالدعوى رقم2 17 185 والثابت فيه انتهاء القضية صلحا وذلك في الدعوى خالفت المحكمة حجية الحكم الصادر من الدائرة التجارية 17 بديوان المظالم الصادر السبب</w:t>
       </w:r>
     </w:p>
     <w:p>
@@ -515,7 +515,7 @@
           <w:b w:val="0"/>
           <w:i w:val="0"/>
         </w:rPr>
-        <w:t>ببسلا فانئتسلاا مكح ءاجو تابثلإا ماظن نم 90 88و 85و 21و 3 داوملل مكحلا ةفلاخم ليلدلا فلاخو ابرطضم هبيبست لعج ام وهو ةحيحصلا ريغ يعدملا معازمب ارثأتم ةقثوملا ةقحلالا ءاكرشلا تارارقو ثروملا ةصح عيب دقع يف لثمتملا يباتكلا هيف نعطلا مدعو عيبلا ةحص دكؤت يتلاو</w:t>
+        <w:t>والتي تؤكد صحة البيع وعدم الطعن فيه الكتابي المتمثل في عقد بيع حصة المورث وقرارات الشركاء الالحقة الموثقة متأثرا بمزاعم المدعي غير الصحيحة وهو ما جعل تسبيبه مضطربا وخالف الدليل مخالفة الحكم للمواد 3 و21 و85 و88 90 من نظام اإلثبات وجاء حكم االستئناف السبب</w:t>
       </w:r>
     </w:p>
     <w:p>
@@ -554,7 +554,7 @@
           <w:b w:val="0"/>
           <w:i w:val="0"/>
         </w:rPr>
-        <w:t>ةيئاضقلا فيلاكتلا ó°</w:t>
+        <w:t>°ó التكاليف القضائية</w:t>
       </w:r>
     </w:p>
     <w:p>
@@ -567,7 +567,7 @@
           <w:b w:val="0"/>
           <w:i w:val="0"/>
         </w:rPr>
-        <w:t>ةيئاضقلا فيلاكتلا ليصافت</w:t>
+        <w:t>تفاصيل التكاليف القضائية</w:t>
       </w:r>
     </w:p>
     <w:p>
@@ -580,7 +580,7 @@
           <w:b w:val="0"/>
           <w:i w:val="0"/>
         </w:rPr>
-        <w:t>ó°¦ ةيئاضقلا فيلاكتلل عضاخ ريغ</w:t>
+        <w:t>غير خاضع للتكاليف القضائية ¦°ó</w:t>
       </w:r>
     </w:p>
     <w:p>
